--- a/writerbase/Hello3.docx
+++ b/writerbase/Hello3.docx
@@ -2,13 +2,20 @@
 <file path=word/document.xml><?xml version="1.0" encoding="utf-8"?>
 <w:document xmlns:w="http://schemas.openxmlformats.org/wordprocessingml/2006/main">
   <w:body>
+    <w:p/>
+    <w:p/>
+    <w:p/>
+    <w:p/>
+    <w:p/>
+    <w:p/>
+    <w:p/>
+    <w:p/>
+    <w:p/>
+    <w:p/>
     <w:p>
       <w:pPr>
         <w:jc w:val="center"/>
-        <w:pStyle w:val="Title"/>
-        <w:rPr>
-          <w:rFonts w:ascii="Courier New"/>
-        </w:rPr>
+        <w:pStyle w:val="Heading1"/>
       </w:pPr>
       <w:r>
         <w:t>Hello3</w:t>
@@ -21,13 +28,38 @@
     </w:p>
     <w:p>
       <w:pPr>
+        <w:jc w:val="center"/>
         <w:pStyle w:val="Heading1"/>
-        <w:rPr>
-          <w:rFonts w:ascii="Courier New"/>
-        </w:rPr>
-        <w:rPr>
-          <w:b/>
-        </w:rPr>
+      </w:pPr>
+      <w:r>
+        <w:t>Table of Contents</w:t>
+      </w:r>
+    </w:p>
+    <w:p/>
+    <w:p>
+      <w:pPr>
+        <w:pStyle w:val="Heading2"/>
+      </w:pPr>
+      <w:r>
+        <w:t>Chapter 1: Hello</w:t>
+      </w:r>
+    </w:p>
+    <w:p>
+      <w:pPr>
+        <w:pStyle w:val="Heading2"/>
+      </w:pPr>
+      <w:r>
+        <w:t>Chapter 2: 2</w:t>
+      </w:r>
+    </w:p>
+    <w:p>
+      <w:r>
+        <w:br w:type="page"/>
+      </w:r>
+    </w:p>
+    <w:p>
+      <w:pPr>
+        <w:pStyle w:val="Heading2"/>
       </w:pPr>
       <w:r>
         <w:t>Chapter 1: Hello</w:t>
@@ -36,13 +68,7 @@
     <w:p/>
     <w:p>
       <w:pPr>
-        <w:pStyle w:val="Heading1"/>
-        <w:rPr>
-          <w:rFonts w:ascii="Courier New"/>
-        </w:rPr>
-        <w:rPr>
-          <w:b/>
-        </w:rPr>
+        <w:pStyle w:val="Heading2"/>
       </w:pPr>
       <w:r>
         <w:t>Chapter 2: 2</w:t>
@@ -51,4 +77,33 @@
     <w:p/>
   </w:body>
 </w:document>
+</file>
+
+<file path=word/styles.xml><?xml version="1.0" encoding="utf-8"?>
+<w:styles xmlns:w="http://schemas.openxmlformats.org/wordprocessingml/2006/main">
+  <w:style w:type="paragraph" w:styleId="Heading1">
+    <w:name w:val="Heading 1"/>
+    <w:basedOn w:val="Normal"/>
+    <w:next w:val="Normal"/>
+    <w:uiPriority w:val="9"/>
+    <w:qFormat/>
+    <w:rPr>
+      <w:rFonts w:ascii="Courier New" w:hAnsi="Courier New"/>
+      <w:b/>
+      <w:sz w:val="32"/>
+    </w:rPr>
+  </w:style>
+  <w:style w:type="paragraph" w:styleId="Heading2">
+    <w:name w:val="Heading 2"/>
+    <w:basedOn w:val="Normal"/>
+    <w:next w:val="Normal"/>
+    <w:uiPriority w:val="9"/>
+    <w:qFormat/>
+    <w:rPr>
+      <w:rFonts w:ascii="Courier New" w:hAnsi="Courier New"/>
+      <w:b/>
+      <w:sz w:val="28"/>
+    </w:rPr>
+  </w:style>
+</w:styles>
 </file>